--- a/public/files/internal-memo/internal-memo.docx
+++ b/public/files/internal-memo/internal-memo.docx
@@ -4,7 +4,7 @@
   <w:body>
     <w:p>
       <w:pPr>
-        <w:spacing w:after="37" w:before="0" w:line="312" w:lineRule="auto"/>
+        <w:spacing w:after="40" w:before="0" w:line="312" w:lineRule="auto"/>
         <w:jc w:val="center"/>
       </w:pPr>
       <w:r>
@@ -19,7 +19,7 @@
     </w:p>
     <w:p>
       <w:pPr>
-        <w:spacing w:after="92" w:before="0" w:line="312" w:lineRule="auto"/>
+        <w:spacing w:after="100" w:before="0" w:line="312" w:lineRule="auto"/>
         <w:jc w:val="left"/>
         <w:pBdr>
           <w:bottom w:val="single" w:sz="14" w:space="2" w:color="24384F"/>
@@ -49,7 +49,7 @@
       </w:tblGrid>
       <w:tr>
         <w:trPr>
-          <w:trHeight w:val="365" w:hRule="atLeast"/>
+          <w:trHeight w:val="396" w:hRule="atLeast"/>
         </w:trPr>
         <w:tc>
           <w:tcPr>
@@ -164,7 +164,7 @@
       </w:tr>
       <w:tr>
         <w:trPr>
-          <w:trHeight w:val="365" w:hRule="atLeast"/>
+          <w:trHeight w:val="396" w:hRule="atLeast"/>
         </w:trPr>
         <w:tc>
           <w:tcPr>
@@ -279,7 +279,7 @@
       </w:tr>
       <w:tr>
         <w:trPr>
-          <w:trHeight w:val="365" w:hRule="atLeast"/>
+          <w:trHeight w:val="396" w:hRule="atLeast"/>
         </w:trPr>
         <w:tc>
           <w:tcPr>
@@ -340,7 +340,7 @@
       </w:tr>
       <w:tr>
         <w:trPr>
-          <w:trHeight w:val="365" w:hRule="atLeast"/>
+          <w:trHeight w:val="396" w:hRule="atLeast"/>
         </w:trPr>
         <w:tc>
           <w:tcPr>
@@ -456,7 +456,7 @@
     </w:tbl>
     <w:p>
       <w:pPr>
-        <w:spacing w:after="37" w:before="0" w:line="312" w:lineRule="auto"/>
+        <w:spacing w:after="40" w:before="0" w:line="312" w:lineRule="auto"/>
         <w:jc w:val="left"/>
       </w:pPr>
       <w:r>
@@ -469,7 +469,7 @@
     </w:p>
     <w:p>
       <w:pPr>
-        <w:spacing w:after="37" w:before="74" w:line="312" w:lineRule="auto"/>
+        <w:spacing w:after="40" w:before="80" w:line="312" w:lineRule="auto"/>
         <w:jc w:val="left"/>
         <w:pBdr>
           <w:bottom w:val="single" w:sz="6" w:space="2" w:color="C9D2DD"/>
@@ -496,7 +496,7 @@
     </w:p>
     <w:p>
       <w:pPr>
-        <w:spacing w:after="37" w:before="0" w:line="312" w:lineRule="auto"/>
+        <w:spacing w:after="40" w:before="0" w:line="312" w:lineRule="auto"/>
         <w:jc w:val="left"/>
       </w:pPr>
       <w:r>
@@ -522,7 +522,7 @@
       </w:tblGrid>
       <w:tr>
         <w:trPr>
-          <w:trHeight w:val="730" w:hRule="atLeast"/>
+          <w:trHeight w:val="793" w:hRule="atLeast"/>
         </w:trPr>
         <w:tc>
           <w:tcPr>
@@ -545,7 +545,7 @@
               <w:rPr>
                 <w:rFonts w:ascii="Malgun Gothic" w:hAnsi="Malgun Gothic" w:eastAsia="Malgun Gothic" w:cs="Malgun Gothic"/>
                 <w:b w:val="0"/>
-                <w:sz w:val="20"/>
+                <w:sz w:val="19"/>
               </w:rPr>
             </w:r>
           </w:p>
@@ -554,7 +554,7 @@
     </w:tbl>
     <w:p>
       <w:pPr>
-        <w:spacing w:after="37" w:before="0" w:line="312" w:lineRule="auto"/>
+        <w:spacing w:after="40" w:before="0" w:line="312" w:lineRule="auto"/>
         <w:jc w:val="left"/>
       </w:pPr>
       <w:r>
@@ -567,7 +567,7 @@
     </w:p>
     <w:p>
       <w:pPr>
-        <w:spacing w:after="37" w:before="74" w:line="312" w:lineRule="auto"/>
+        <w:spacing w:after="40" w:before="80" w:line="312" w:lineRule="auto"/>
         <w:jc w:val="left"/>
         <w:pBdr>
           <w:bottom w:val="single" w:sz="6" w:space="2" w:color="C9D2DD"/>
@@ -594,7 +594,7 @@
     </w:p>
     <w:p>
       <w:pPr>
-        <w:spacing w:after="37" w:before="0" w:line="312" w:lineRule="auto"/>
+        <w:spacing w:after="40" w:before="0" w:line="312" w:lineRule="auto"/>
         <w:jc w:val="left"/>
       </w:pPr>
       <w:r>
@@ -620,7 +620,7 @@
       </w:tblGrid>
       <w:tr>
         <w:trPr>
-          <w:trHeight w:val="730" w:hRule="atLeast"/>
+          <w:trHeight w:val="793" w:hRule="atLeast"/>
         </w:trPr>
         <w:tc>
           <w:tcPr>
@@ -643,7 +643,7 @@
               <w:rPr>
                 <w:rFonts w:ascii="Malgun Gothic" w:hAnsi="Malgun Gothic" w:eastAsia="Malgun Gothic" w:cs="Malgun Gothic"/>
                 <w:b w:val="0"/>
-                <w:sz w:val="20"/>
+                <w:sz w:val="19"/>
               </w:rPr>
             </w:r>
           </w:p>
@@ -652,7 +652,7 @@
     </w:tbl>
     <w:p>
       <w:pPr>
-        <w:spacing w:after="37" w:before="0" w:line="312" w:lineRule="auto"/>
+        <w:spacing w:after="40" w:before="0" w:line="312" w:lineRule="auto"/>
         <w:jc w:val="left"/>
       </w:pPr>
       <w:r>
@@ -665,7 +665,7 @@
     </w:p>
     <w:p>
       <w:pPr>
-        <w:spacing w:after="37" w:before="74" w:line="312" w:lineRule="auto"/>
+        <w:spacing w:after="40" w:before="80" w:line="312" w:lineRule="auto"/>
         <w:jc w:val="left"/>
         <w:pBdr>
           <w:bottom w:val="single" w:sz="6" w:space="2" w:color="C9D2DD"/>
@@ -706,7 +706,7 @@
       </w:tblGrid>
       <w:tr>
         <w:trPr>
-          <w:trHeight w:val="365" w:hRule="atLeast"/>
+          <w:trHeight w:val="396" w:hRule="atLeast"/>
         </w:trPr>
         <w:tc>
           <w:tcPr>
@@ -827,7 +827,7 @@
       </w:tr>
       <w:tr>
         <w:trPr>
-          <w:trHeight w:val="365" w:hRule="atLeast"/>
+          <w:trHeight w:val="396" w:hRule="atLeast"/>
         </w:trPr>
         <w:tc>
           <w:tcPr>
@@ -843,7 +843,7 @@
           <w:p>
             <w:pPr>
               <w:spacing w:after="0" w:line="312" w:lineRule="auto"/>
-              <w:jc w:val="left"/>
+              <w:jc w:val="center"/>
             </w:pPr>
             <w:r/>
             <w:r>
@@ -869,7 +869,7 @@
           <w:p>
             <w:pPr>
               <w:spacing w:after="0" w:line="312" w:lineRule="auto"/>
-              <w:jc w:val="left"/>
+              <w:jc w:val="center"/>
             </w:pPr>
             <w:r/>
             <w:r>
@@ -895,7 +895,7 @@
           <w:p>
             <w:pPr>
               <w:spacing w:after="0" w:line="312" w:lineRule="auto"/>
-              <w:jc w:val="left"/>
+              <w:jc w:val="center"/>
             </w:pPr>
             <w:r/>
             <w:r>
@@ -921,7 +921,7 @@
           <w:p>
             <w:pPr>
               <w:spacing w:after="0" w:line="312" w:lineRule="auto"/>
-              <w:jc w:val="left"/>
+              <w:jc w:val="center"/>
             </w:pPr>
             <w:r/>
             <w:r>
@@ -936,7 +936,7 @@
       </w:tr>
       <w:tr>
         <w:trPr>
-          <w:trHeight w:val="365" w:hRule="atLeast"/>
+          <w:trHeight w:val="396" w:hRule="atLeast"/>
         </w:trPr>
         <w:tc>
           <w:tcPr>
@@ -952,7 +952,7 @@
           <w:p>
             <w:pPr>
               <w:spacing w:after="0" w:line="312" w:lineRule="auto"/>
-              <w:jc w:val="left"/>
+              <w:jc w:val="center"/>
             </w:pPr>
             <w:r/>
             <w:r>
@@ -978,7 +978,7 @@
           <w:p>
             <w:pPr>
               <w:spacing w:after="0" w:line="312" w:lineRule="auto"/>
-              <w:jc w:val="left"/>
+              <w:jc w:val="center"/>
             </w:pPr>
             <w:r/>
             <w:r>
@@ -1004,7 +1004,7 @@
           <w:p>
             <w:pPr>
               <w:spacing w:after="0" w:line="312" w:lineRule="auto"/>
-              <w:jc w:val="left"/>
+              <w:jc w:val="center"/>
             </w:pPr>
             <w:r/>
             <w:r>
@@ -1030,7 +1030,7 @@
           <w:p>
             <w:pPr>
               <w:spacing w:after="0" w:line="312" w:lineRule="auto"/>
-              <w:jc w:val="left"/>
+              <w:jc w:val="center"/>
             </w:pPr>
             <w:r/>
             <w:r>
@@ -1046,7 +1046,7 @@
     </w:tbl>
     <w:p>
       <w:pPr>
-        <w:spacing w:after="37" w:before="0" w:line="312" w:lineRule="auto"/>
+        <w:spacing w:after="40" w:before="0" w:line="312" w:lineRule="auto"/>
         <w:jc w:val="left"/>
       </w:pPr>
       <w:r>
@@ -1059,7 +1059,7 @@
     </w:p>
     <w:p>
       <w:pPr>
-        <w:spacing w:after="37" w:before="74" w:line="312" w:lineRule="auto"/>
+        <w:spacing w:after="40" w:before="80" w:line="312" w:lineRule="auto"/>
         <w:jc w:val="left"/>
         <w:pBdr>
           <w:bottom w:val="single" w:sz="6" w:space="2" w:color="C9D2DD"/>
@@ -1086,7 +1086,7 @@
     </w:p>
     <w:p>
       <w:pPr>
-        <w:spacing w:after="37" w:before="0" w:line="312" w:lineRule="auto"/>
+        <w:spacing w:after="40" w:before="0" w:line="312" w:lineRule="auto"/>
         <w:jc w:val="left"/>
       </w:pPr>
       <w:r>
@@ -1112,7 +1112,7 @@
       </w:tblGrid>
       <w:tr>
         <w:trPr>
-          <w:trHeight w:val="834" w:hRule="atLeast"/>
+          <w:trHeight w:val="907" w:hRule="atLeast"/>
         </w:trPr>
         <w:tc>
           <w:tcPr>
@@ -1135,7 +1135,7 @@
               <w:rPr>
                 <w:rFonts w:ascii="Malgun Gothic" w:hAnsi="Malgun Gothic" w:eastAsia="Malgun Gothic" w:cs="Malgun Gothic"/>
                 <w:b w:val="0"/>
-                <w:sz w:val="20"/>
+                <w:sz w:val="19"/>
               </w:rPr>
             </w:r>
           </w:p>
@@ -1144,7 +1144,7 @@
     </w:tbl>
     <w:p>
       <w:pPr>
-        <w:spacing w:after="37" w:before="0" w:line="312" w:lineRule="auto"/>
+        <w:spacing w:after="40" w:before="0" w:line="312" w:lineRule="auto"/>
         <w:jc w:val="left"/>
       </w:pPr>
       <w:r>
@@ -1157,7 +1157,7 @@
     </w:p>
     <w:p>
       <w:pPr>
-        <w:spacing w:after="74" w:before="74" w:line="312" w:lineRule="auto"/>
+        <w:spacing w:after="80" w:before="80" w:line="312" w:lineRule="auto"/>
         <w:jc w:val="center"/>
       </w:pPr>
       <w:r>
@@ -1171,7 +1171,7 @@
     </w:p>
     <w:p>
       <w:pPr>
-        <w:spacing w:after="37" w:before="74" w:line="312" w:lineRule="auto"/>
+        <w:spacing w:after="40" w:before="80" w:line="312" w:lineRule="auto"/>
         <w:jc w:val="left"/>
         <w:pBdr>
           <w:bottom w:val="single" w:sz="6" w:space="2" w:color="C9D2DD"/>
@@ -1213,7 +1213,7 @@
       </w:tblGrid>
       <w:tr>
         <w:trPr>
-          <w:trHeight w:val="625" w:hRule="atLeast"/>
+          <w:trHeight w:val="680" w:hRule="atLeast"/>
         </w:trPr>
         <w:tc>
           <w:tcPr>
@@ -1355,7 +1355,7 @@
       </w:tr>
       <w:tr>
         <w:trPr>
-          <w:trHeight w:val="625" w:hRule="atLeast"/>
+          <w:trHeight w:val="680" w:hRule="atLeast"/>
         </w:trPr>
         <w:tc>
           <w:tcPr>
@@ -1491,7 +1491,7 @@
     </w:tbl>
     <w:p>
       <w:pPr>
-        <w:spacing w:after="37" w:before="0" w:line="312" w:lineRule="auto"/>
+        <w:spacing w:after="40" w:before="0" w:line="312" w:lineRule="auto"/>
         <w:jc w:val="left"/>
       </w:pPr>
       <w:r>
@@ -1504,7 +1504,7 @@
     </w:p>
     <w:p>
       <w:pPr>
-        <w:spacing w:after="0" w:before="55" w:line="312" w:lineRule="auto"/>
+        <w:spacing w:after="0" w:before="60" w:line="312" w:lineRule="auto"/>
         <w:jc w:val="left"/>
       </w:pPr>
       <w:r>
